--- a/24DIT061_PRACTICAL1.docx
+++ b/24DIT061_PRACTICAL1.docx
@@ -1,6 +1,6 @@
 
 <file path=word/document.xml><?xml version="1.0" encoding="utf-8"?>
-<w:document xmlns:wpc="http://schemas.microsoft.com/office/word/2010/wordprocessingCanvas" xmlns:cx="http://schemas.microsoft.com/office/drawing/2014/chartex" xmlns:cx1="http://schemas.microsoft.com/office/drawing/2015/9/8/chartex" xmlns:cx2="http://schemas.microsoft.com/office/drawing/2015/10/21/chartex" xmlns:cx3="http://schemas.microsoft.com/office/drawing/2016/5/9/chartex" xmlns:cx4="http://schemas.microsoft.com/office/drawing/2016/5/10/chartex" xmlns:cx5="http://schemas.microsoft.com/office/drawing/2016/5/11/chartex" xmlns:cx6="http://schemas.microsoft.com/office/drawing/2016/5/12/chartex" xmlns:cx7="http://schemas.microsoft.com/office/drawing/2016/5/13/chartex" xmlns:cx8="http://schemas.microsoft.com/office/drawing/2016/5/14/chartex" xmlns:mc="http://schemas.openxmlformats.org/markup-compatibility/2006" xmlns:aink="http://schemas.microsoft.com/office/drawing/2016/ink" xmlns:am3d="http://schemas.microsoft.com/office/drawing/2017/model3d" xmlns:o="urn:schemas-microsoft-com:office:office" xmlns:oel="http://schemas.microsoft.com/office/2019/extlst" xmlns:r="http://schemas.openxmlformats.org/officeDocument/2006/relationships" xmlns:m="http://schemas.openxmlformats.org/officeDocument/2006/math" xmlns:v="urn:schemas-microsoft-com:vml" xmlns:wp14="http://schemas.microsoft.com/office/word/2010/wordprocessingDrawing" xmlns:wp="http://schemas.openxmlformats.org/drawingml/2006/wordprocessingDrawing" xmlns:w10="urn:schemas-microsoft-com:office:word" xmlns:w="http://schemas.openxmlformats.org/wordprocessingml/2006/main" xmlns:w14="http://schemas.microsoft.com/office/word/2010/wordml" xmlns:w15="http://schemas.microsoft.com/office/word/2012/wordml" xmlns:w16cei="http://schemas.microsoft.com/office/word/2026/wordml/cei" xmlns:w16cex="http://schemas.microsoft.com/office/word/2018/wordml/cex" xmlns:w16cid="http://schemas.microsoft.com/office/word/2016/wordml/cid" xmlns:w16="http://schemas.microsoft.com/office/word/2018/wordml" xmlns:w16du="http://schemas.microsoft.com/office/word/2023/wordml/word16du" xmlns:w16sdtdh="http://schemas.microsoft.com/office/word/2020/wordml/sdtdatahash" xmlns:w16sdtfl="http://schemas.microsoft.com/office/word/2024/wordml/sdtformatlock" xmlns:w16se="http://schemas.microsoft.com/office/word/2015/wordml/symex" xmlns:wpg="http://schemas.microsoft.com/office/word/2010/wordprocessingGroup" xmlns:wpi="http://schemas.microsoft.com/office/word/2010/wordprocessingInk" xmlns:wne="http://schemas.microsoft.com/office/word/2006/wordml" xmlns:wps="http://schemas.microsoft.com/office/word/2010/wordprocessingShape" mc:Ignorable="w14 w15 w16se w16cid w16 w16cex w16sdtdh w16sdtfl w16du wp14">
+<w:document xmlns:wpc="http://schemas.microsoft.com/office/word/2010/wordprocessingCanvas" xmlns:cx="http://schemas.microsoft.com/office/drawing/2014/chartex" xmlns:cx1="http://schemas.microsoft.com/office/drawing/2015/9/8/chartex" xmlns:cx2="http://schemas.microsoft.com/office/drawing/2015/10/21/chartex" xmlns:cx3="http://schemas.microsoft.com/office/drawing/2016/5/9/chartex" xmlns:cx4="http://schemas.microsoft.com/office/drawing/2016/5/10/chartex" xmlns:cx5="http://schemas.microsoft.com/office/drawing/2016/5/11/chartex" xmlns:cx6="http://schemas.microsoft.com/office/drawing/2016/5/12/chartex" xmlns:cx7="http://schemas.microsoft.com/office/drawing/2016/5/13/chartex" xmlns:cx8="http://schemas.microsoft.com/office/drawing/2016/5/14/chartex" xmlns:mc="http://schemas.openxmlformats.org/markup-compatibility/2006" xmlns:aink="http://schemas.microsoft.com/office/drawing/2016/ink" xmlns:am3d="http://schemas.microsoft.com/office/drawing/2017/model3d" xmlns:o="urn:schemas-microsoft-com:office:office" xmlns:oel="http://schemas.microsoft.com/office/2019/extlst" xmlns:r="http://schemas.openxmlformats.org/officeDocument/2006/relationships" xmlns:m="http://schemas.openxmlformats.org/officeDocument/2006/math" xmlns:v="urn:schemas-microsoft-com:vml" xmlns:wp14="http://schemas.microsoft.com/office/word/2010/wordprocessingDrawing" xmlns:wp="http://schemas.openxmlformats.org/drawingml/2006/wordprocessingDrawing" xmlns:w10="urn:schemas-microsoft-com:office:word" xmlns:w="http://schemas.openxmlformats.org/wordprocessingml/2006/main" xmlns:w14="http://schemas.microsoft.com/office/word/2010/wordml" xmlns:w15="http://schemas.microsoft.com/office/word/2012/wordml" xmlns:w16cex="http://schemas.microsoft.com/office/word/2018/wordml/cex" xmlns:w16cid="http://schemas.microsoft.com/office/word/2016/wordml/cid" xmlns:w16="http://schemas.microsoft.com/office/word/2018/wordml" xmlns:w16du="http://schemas.microsoft.com/office/word/2023/wordml/word16du" xmlns:w16sdtdh="http://schemas.microsoft.com/office/word/2020/wordml/sdtdatahash" xmlns:w16sdtfl="http://schemas.microsoft.com/office/word/2024/wordml/sdtformatlock" xmlns:w16se="http://schemas.microsoft.com/office/word/2015/wordml/symex" xmlns:wpg="http://schemas.microsoft.com/office/word/2010/wordprocessingGroup" xmlns:wpi="http://schemas.microsoft.com/office/word/2010/wordprocessingInk" xmlns:wne="http://schemas.microsoft.com/office/word/2006/wordml" xmlns:wps="http://schemas.microsoft.com/office/word/2010/wordprocessingShape" mc:Ignorable="w14 w15 w16se w16cid w16 w16cex w16sdtdh w16sdtfl w16du wp14">
   <w:body>
     <w:p>
       <w:pPr>
@@ -36,7 +36,29 @@
           <w:sz w:val="28"/>
           <w:szCs w:val="28"/>
         </w:rPr>
-        <w:t>Problem Defination:</w:t>
+        <w:t xml:space="preserve">Problem </w:t>
+      </w:r>
+      <w:proofErr w:type="spellStart"/>
+      <w:r>
+        <w:rPr>
+          <w:rFonts w:asciiTheme="majorBidi" w:hAnsiTheme="majorBidi" w:cstheme="majorBidi"/>
+          <w:b/>
+          <w:bCs/>
+          <w:sz w:val="28"/>
+          <w:szCs w:val="28"/>
+        </w:rPr>
+        <w:t>Defination</w:t>
+      </w:r>
+      <w:proofErr w:type="spellEnd"/>
+      <w:r>
+        <w:rPr>
+          <w:rFonts w:asciiTheme="majorBidi" w:hAnsiTheme="majorBidi" w:cstheme="majorBidi"/>
+          <w:b/>
+          <w:bCs/>
+          <w:sz w:val="28"/>
+          <w:szCs w:val="28"/>
+        </w:rPr>
+        <w:t>:</w:t>
       </w:r>
       <w:r>
         <w:t xml:space="preserve"> </w:t>
@@ -67,7 +89,21 @@
         <w:rPr>
           <w:rFonts w:asciiTheme="majorBidi" w:hAnsiTheme="majorBidi" w:cstheme="majorBidi"/>
         </w:rPr>
-        <w:t>• The application must include at least 4 reusable components: Header,About, Skills, and Footer.</w:t>
+        <w:t xml:space="preserve">• The application must include at least 4 reusable components: </w:t>
+      </w:r>
+      <w:proofErr w:type="spellStart"/>
+      <w:r>
+        <w:rPr>
+          <w:rFonts w:asciiTheme="majorBidi" w:hAnsiTheme="majorBidi" w:cstheme="majorBidi"/>
+        </w:rPr>
+        <w:t>Header,About</w:t>
+      </w:r>
+      <w:proofErr w:type="spellEnd"/>
+      <w:r>
+        <w:rPr>
+          <w:rFonts w:asciiTheme="majorBidi" w:hAnsiTheme="majorBidi" w:cstheme="majorBidi"/>
+        </w:rPr>
+        <w:t>, Skills, and Footer.</w:t>
       </w:r>
     </w:p>
     <w:p>
@@ -157,12 +193,24 @@
         <w:jc w:val="both"/>
         <w:rPr>
           <w:rFonts w:asciiTheme="majorBidi" w:hAnsiTheme="majorBidi" w:cstheme="majorBidi"/>
+        </w:rPr>
+      </w:pPr>
+      <w:r>
+        <w:rPr>
+          <w:rFonts w:asciiTheme="majorBidi" w:hAnsiTheme="majorBidi" w:cstheme="majorBidi"/>
           <w:b/>
           <w:bCs/>
           <w:sz w:val="32"/>
           <w:szCs w:val="32"/>
         </w:rPr>
-      </w:pPr>
+        <w:t xml:space="preserve">GitHub: </w:t>
+      </w:r>
+      <w:r>
+        <w:rPr>
+          <w:rFonts w:asciiTheme="majorBidi" w:hAnsiTheme="majorBidi" w:cstheme="majorBidi"/>
+        </w:rPr>
+        <w:t>https://github.com/24dit061-Satyarajsinh/24DIT061_ITUE301-AWD</w:t>
+      </w:r>
     </w:p>
     <w:p>
       <w:pPr>
@@ -841,13 +889,7 @@
         <w:rPr>
           <w:rFonts w:asciiTheme="majorBidi" w:hAnsiTheme="majorBidi" w:cstheme="majorBidi"/>
         </w:rPr>
-        <w:t xml:space="preserve"> </w:t>
-      </w:r>
-      <w:r>
-        <w:rPr>
-          <w:rFonts w:asciiTheme="majorBidi" w:hAnsiTheme="majorBidi" w:cstheme="majorBidi"/>
-        </w:rPr>
-        <w:t>This practical demonstrated how to build a React application using Vite with a reusable component-based architecture. Separate components such as Header, About, Skills, and Footer were created and combined into a single-page portfolio. The use of props enabled data sharing between components, resulting in a modular, maintainable, and efficient React application.</w:t>
+        <w:t xml:space="preserve"> This practical demonstrated how to build a React application using Vite with a reusable component-based architecture. Separate components such as Header, About, Skills, and Footer were created and combined into a single-page portfolio. The use of props enabled data sharing between components, resulting in a modular, maintainable, and efficient React application.</w:t>
       </w:r>
     </w:p>
     <w:p>
@@ -885,7 +927,7 @@
 </file>
 
 <file path=word/endnotes.xml><?xml version="1.0" encoding="utf-8"?>
-<w:endnotes xmlns:wpc="http://schemas.microsoft.com/office/word/2010/wordprocessingCanvas" xmlns:cx="http://schemas.microsoft.com/office/drawing/2014/chartex" xmlns:cx1="http://schemas.microsoft.com/office/drawing/2015/9/8/chartex" xmlns:cx2="http://schemas.microsoft.com/office/drawing/2015/10/21/chartex" xmlns:cx3="http://schemas.microsoft.com/office/drawing/2016/5/9/chartex" xmlns:cx4="http://schemas.microsoft.com/office/drawing/2016/5/10/chartex" xmlns:cx5="http://schemas.microsoft.com/office/drawing/2016/5/11/chartex" xmlns:cx6="http://schemas.microsoft.com/office/drawing/2016/5/12/chartex" xmlns:cx7="http://schemas.microsoft.com/office/drawing/2016/5/13/chartex" xmlns:cx8="http://schemas.microsoft.com/office/drawing/2016/5/14/chartex" xmlns:mc="http://schemas.openxmlformats.org/markup-compatibility/2006" xmlns:aink="http://schemas.microsoft.com/office/drawing/2016/ink" xmlns:am3d="http://schemas.microsoft.com/office/drawing/2017/model3d" xmlns:o="urn:schemas-microsoft-com:office:office" xmlns:oel="http://schemas.microsoft.com/office/2019/extlst" xmlns:r="http://schemas.openxmlformats.org/officeDocument/2006/relationships" xmlns:m="http://schemas.openxmlformats.org/officeDocument/2006/math" xmlns:v="urn:schemas-microsoft-com:vml" xmlns:wp14="http://schemas.microsoft.com/office/word/2010/wordprocessingDrawing" xmlns:wp="http://schemas.openxmlformats.org/drawingml/2006/wordprocessingDrawing" xmlns:w10="urn:schemas-microsoft-com:office:word" xmlns:w="http://schemas.openxmlformats.org/wordprocessingml/2006/main" xmlns:w14="http://schemas.microsoft.com/office/word/2010/wordml" xmlns:w15="http://schemas.microsoft.com/office/word/2012/wordml" xmlns:w16cei="http://schemas.microsoft.com/office/word/2026/wordml/cei" xmlns:w16cex="http://schemas.microsoft.com/office/word/2018/wordml/cex" xmlns:w16cid="http://schemas.microsoft.com/office/word/2016/wordml/cid" xmlns:w16="http://schemas.microsoft.com/office/word/2018/wordml" xmlns:w16du="http://schemas.microsoft.com/office/word/2023/wordml/word16du" xmlns:w16sdtdh="http://schemas.microsoft.com/office/word/2020/wordml/sdtdatahash" xmlns:w16sdtfl="http://schemas.microsoft.com/office/word/2024/wordml/sdtformatlock" xmlns:w16se="http://schemas.microsoft.com/office/word/2015/wordml/symex" xmlns:wpg="http://schemas.microsoft.com/office/word/2010/wordprocessingGroup" xmlns:wpi="http://schemas.microsoft.com/office/word/2010/wordprocessingInk" xmlns:wne="http://schemas.microsoft.com/office/word/2006/wordml" xmlns:wps="http://schemas.microsoft.com/office/word/2010/wordprocessingShape" mc:Ignorable="w14 w15 w16se w16cid w16 w16cex w16sdtdh w16sdtfl w16du wp14">
+<w:endnotes xmlns:wpc="http://schemas.microsoft.com/office/word/2010/wordprocessingCanvas" xmlns:cx="http://schemas.microsoft.com/office/drawing/2014/chartex" xmlns:cx1="http://schemas.microsoft.com/office/drawing/2015/9/8/chartex" xmlns:cx2="http://schemas.microsoft.com/office/drawing/2015/10/21/chartex" xmlns:cx3="http://schemas.microsoft.com/office/drawing/2016/5/9/chartex" xmlns:cx4="http://schemas.microsoft.com/office/drawing/2016/5/10/chartex" xmlns:cx5="http://schemas.microsoft.com/office/drawing/2016/5/11/chartex" xmlns:cx6="http://schemas.microsoft.com/office/drawing/2016/5/12/chartex" xmlns:cx7="http://schemas.microsoft.com/office/drawing/2016/5/13/chartex" xmlns:cx8="http://schemas.microsoft.com/office/drawing/2016/5/14/chartex" xmlns:mc="http://schemas.openxmlformats.org/markup-compatibility/2006" xmlns:aink="http://schemas.microsoft.com/office/drawing/2016/ink" xmlns:am3d="http://schemas.microsoft.com/office/drawing/2017/model3d" xmlns:o="urn:schemas-microsoft-com:office:office" xmlns:oel="http://schemas.microsoft.com/office/2019/extlst" xmlns:r="http://schemas.openxmlformats.org/officeDocument/2006/relationships" xmlns:m="http://schemas.openxmlformats.org/officeDocument/2006/math" xmlns:v="urn:schemas-microsoft-com:vml" xmlns:wp14="http://schemas.microsoft.com/office/word/2010/wordprocessingDrawing" xmlns:wp="http://schemas.openxmlformats.org/drawingml/2006/wordprocessingDrawing" xmlns:w10="urn:schemas-microsoft-com:office:word" xmlns:w="http://schemas.openxmlformats.org/wordprocessingml/2006/main" xmlns:w14="http://schemas.microsoft.com/office/word/2010/wordml" xmlns:w15="http://schemas.microsoft.com/office/word/2012/wordml" xmlns:w16cex="http://schemas.microsoft.com/office/word/2018/wordml/cex" xmlns:w16cid="http://schemas.microsoft.com/office/word/2016/wordml/cid" xmlns:w16="http://schemas.microsoft.com/office/word/2018/wordml" xmlns:w16du="http://schemas.microsoft.com/office/word/2023/wordml/word16du" xmlns:w16sdtdh="http://schemas.microsoft.com/office/word/2020/wordml/sdtdatahash" xmlns:w16sdtfl="http://schemas.microsoft.com/office/word/2024/wordml/sdtformatlock" xmlns:w16se="http://schemas.microsoft.com/office/word/2015/wordml/symex" xmlns:wpg="http://schemas.microsoft.com/office/word/2010/wordprocessingGroup" xmlns:wpi="http://schemas.microsoft.com/office/word/2010/wordprocessingInk" xmlns:wne="http://schemas.microsoft.com/office/word/2006/wordml" xmlns:wps="http://schemas.microsoft.com/office/word/2010/wordprocessingShape" mc:Ignorable="w14 w15 w16se w16cid w16 w16cex w16sdtdh w16sdtfl w16du wp14">
   <w:endnote w:type="separator" w:id="-1">
     <w:p>
       <w:pPr>
@@ -910,7 +952,7 @@
 </file>
 
 <file path=word/footer1.xml><?xml version="1.0" encoding="utf-8"?>
-<w:ftr xmlns:wpc="http://schemas.microsoft.com/office/word/2010/wordprocessingCanvas" xmlns:cx="http://schemas.microsoft.com/office/drawing/2014/chartex" xmlns:cx1="http://schemas.microsoft.com/office/drawing/2015/9/8/chartex" xmlns:cx2="http://schemas.microsoft.com/office/drawing/2015/10/21/chartex" xmlns:cx3="http://schemas.microsoft.com/office/drawing/2016/5/9/chartex" xmlns:cx4="http://schemas.microsoft.com/office/drawing/2016/5/10/chartex" xmlns:cx5="http://schemas.microsoft.com/office/drawing/2016/5/11/chartex" xmlns:cx6="http://schemas.microsoft.com/office/drawing/2016/5/12/chartex" xmlns:cx7="http://schemas.microsoft.com/office/drawing/2016/5/13/chartex" xmlns:cx8="http://schemas.microsoft.com/office/drawing/2016/5/14/chartex" xmlns:mc="http://schemas.openxmlformats.org/markup-compatibility/2006" xmlns:aink="http://schemas.microsoft.com/office/drawing/2016/ink" xmlns:am3d="http://schemas.microsoft.com/office/drawing/2017/model3d" xmlns:o="urn:schemas-microsoft-com:office:office" xmlns:oel="http://schemas.microsoft.com/office/2019/extlst" xmlns:r="http://schemas.openxmlformats.org/officeDocument/2006/relationships" xmlns:m="http://schemas.openxmlformats.org/officeDocument/2006/math" xmlns:v="urn:schemas-microsoft-com:vml" xmlns:wp14="http://schemas.microsoft.com/office/word/2010/wordprocessingDrawing" xmlns:wp="http://schemas.openxmlformats.org/drawingml/2006/wordprocessingDrawing" xmlns:w10="urn:schemas-microsoft-com:office:word" xmlns:w="http://schemas.openxmlformats.org/wordprocessingml/2006/main" xmlns:w14="http://schemas.microsoft.com/office/word/2010/wordml" xmlns:w15="http://schemas.microsoft.com/office/word/2012/wordml" xmlns:w16cei="http://schemas.microsoft.com/office/word/2026/wordml/cei" xmlns:w16cex="http://schemas.microsoft.com/office/word/2018/wordml/cex" xmlns:w16cid="http://schemas.microsoft.com/office/word/2016/wordml/cid" xmlns:w16="http://schemas.microsoft.com/office/word/2018/wordml" xmlns:w16du="http://schemas.microsoft.com/office/word/2023/wordml/word16du" xmlns:w16sdtdh="http://schemas.microsoft.com/office/word/2020/wordml/sdtdatahash" xmlns:w16sdtfl="http://schemas.microsoft.com/office/word/2024/wordml/sdtformatlock" xmlns:w16se="http://schemas.microsoft.com/office/word/2015/wordml/symex" xmlns:wpg="http://schemas.microsoft.com/office/word/2010/wordprocessingGroup" xmlns:wpi="http://schemas.microsoft.com/office/word/2010/wordprocessingInk" xmlns:wne="http://schemas.microsoft.com/office/word/2006/wordml" xmlns:wps="http://schemas.microsoft.com/office/word/2010/wordprocessingShape" mc:Ignorable="w14 w15 w16se w16cid w16 w16cex w16sdtdh w16sdtfl w16du wp14">
+<w:ftr xmlns:wpc="http://schemas.microsoft.com/office/word/2010/wordprocessingCanvas" xmlns:cx="http://schemas.microsoft.com/office/drawing/2014/chartex" xmlns:cx1="http://schemas.microsoft.com/office/drawing/2015/9/8/chartex" xmlns:cx2="http://schemas.microsoft.com/office/drawing/2015/10/21/chartex" xmlns:cx3="http://schemas.microsoft.com/office/drawing/2016/5/9/chartex" xmlns:cx4="http://schemas.microsoft.com/office/drawing/2016/5/10/chartex" xmlns:cx5="http://schemas.microsoft.com/office/drawing/2016/5/11/chartex" xmlns:cx6="http://schemas.microsoft.com/office/drawing/2016/5/12/chartex" xmlns:cx7="http://schemas.microsoft.com/office/drawing/2016/5/13/chartex" xmlns:cx8="http://schemas.microsoft.com/office/drawing/2016/5/14/chartex" xmlns:mc="http://schemas.openxmlformats.org/markup-compatibility/2006" xmlns:aink="http://schemas.microsoft.com/office/drawing/2016/ink" xmlns:am3d="http://schemas.microsoft.com/office/drawing/2017/model3d" xmlns:o="urn:schemas-microsoft-com:office:office" xmlns:oel="http://schemas.microsoft.com/office/2019/extlst" xmlns:r="http://schemas.openxmlformats.org/officeDocument/2006/relationships" xmlns:m="http://schemas.openxmlformats.org/officeDocument/2006/math" xmlns:v="urn:schemas-microsoft-com:vml" xmlns:wp14="http://schemas.microsoft.com/office/word/2010/wordprocessingDrawing" xmlns:wp="http://schemas.openxmlformats.org/drawingml/2006/wordprocessingDrawing" xmlns:w10="urn:schemas-microsoft-com:office:word" xmlns:w="http://schemas.openxmlformats.org/wordprocessingml/2006/main" xmlns:w14="http://schemas.microsoft.com/office/word/2010/wordml" xmlns:w15="http://schemas.microsoft.com/office/word/2012/wordml" xmlns:w16cex="http://schemas.microsoft.com/office/word/2018/wordml/cex" xmlns:w16cid="http://schemas.microsoft.com/office/word/2016/wordml/cid" xmlns:w16="http://schemas.microsoft.com/office/word/2018/wordml" xmlns:w16du="http://schemas.microsoft.com/office/word/2023/wordml/word16du" xmlns:w16sdtdh="http://schemas.microsoft.com/office/word/2020/wordml/sdtdatahash" xmlns:w16sdtfl="http://schemas.microsoft.com/office/word/2024/wordml/sdtformatlock" xmlns:w16se="http://schemas.microsoft.com/office/word/2015/wordml/symex" xmlns:wpg="http://schemas.microsoft.com/office/word/2010/wordprocessingGroup" xmlns:wpi="http://schemas.microsoft.com/office/word/2010/wordprocessingInk" xmlns:wne="http://schemas.microsoft.com/office/word/2006/wordml" xmlns:wps="http://schemas.microsoft.com/office/word/2010/wordprocessingShape" mc:Ignorable="w14 w15 w16se w16cid w16 w16cex w16sdtdh w16sdtfl w16du wp14">
   <w:p>
     <w:pPr>
       <w:pStyle w:val="Footer"/>
@@ -920,7 +962,7 @@
 </file>
 
 <file path=word/footer2.xml><?xml version="1.0" encoding="utf-8"?>
-<w:ftr xmlns:wpc="http://schemas.microsoft.com/office/word/2010/wordprocessingCanvas" xmlns:cx="http://schemas.microsoft.com/office/drawing/2014/chartex" xmlns:cx1="http://schemas.microsoft.com/office/drawing/2015/9/8/chartex" xmlns:cx2="http://schemas.microsoft.com/office/drawing/2015/10/21/chartex" xmlns:cx3="http://schemas.microsoft.com/office/drawing/2016/5/9/chartex" xmlns:cx4="http://schemas.microsoft.com/office/drawing/2016/5/10/chartex" xmlns:cx5="http://schemas.microsoft.com/office/drawing/2016/5/11/chartex" xmlns:cx6="http://schemas.microsoft.com/office/drawing/2016/5/12/chartex" xmlns:cx7="http://schemas.microsoft.com/office/drawing/2016/5/13/chartex" xmlns:cx8="http://schemas.microsoft.com/office/drawing/2016/5/14/chartex" xmlns:mc="http://schemas.openxmlformats.org/markup-compatibility/2006" xmlns:aink="http://schemas.microsoft.com/office/drawing/2016/ink" xmlns:am3d="http://schemas.microsoft.com/office/drawing/2017/model3d" xmlns:o="urn:schemas-microsoft-com:office:office" xmlns:oel="http://schemas.microsoft.com/office/2019/extlst" xmlns:r="http://schemas.openxmlformats.org/officeDocument/2006/relationships" xmlns:m="http://schemas.openxmlformats.org/officeDocument/2006/math" xmlns:v="urn:schemas-microsoft-com:vml" xmlns:wp14="http://schemas.microsoft.com/office/word/2010/wordprocessingDrawing" xmlns:wp="http://schemas.openxmlformats.org/drawingml/2006/wordprocessingDrawing" xmlns:w10="urn:schemas-microsoft-com:office:word" xmlns:w="http://schemas.openxmlformats.org/wordprocessingml/2006/main" xmlns:w14="http://schemas.microsoft.com/office/word/2010/wordml" xmlns:w15="http://schemas.microsoft.com/office/word/2012/wordml" xmlns:w16cei="http://schemas.microsoft.com/office/word/2026/wordml/cei" xmlns:w16cex="http://schemas.microsoft.com/office/word/2018/wordml/cex" xmlns:w16cid="http://schemas.microsoft.com/office/word/2016/wordml/cid" xmlns:w16="http://schemas.microsoft.com/office/word/2018/wordml" xmlns:w16du="http://schemas.microsoft.com/office/word/2023/wordml/word16du" xmlns:w16sdtdh="http://schemas.microsoft.com/office/word/2020/wordml/sdtdatahash" xmlns:w16sdtfl="http://schemas.microsoft.com/office/word/2024/wordml/sdtformatlock" xmlns:w16se="http://schemas.microsoft.com/office/word/2015/wordml/symex" xmlns:wpg="http://schemas.microsoft.com/office/word/2010/wordprocessingGroup" xmlns:wpi="http://schemas.microsoft.com/office/word/2010/wordprocessingInk" xmlns:wne="http://schemas.microsoft.com/office/word/2006/wordml" xmlns:wps="http://schemas.microsoft.com/office/word/2010/wordprocessingShape" mc:Ignorable="w14 w15 w16se w16cid w16 w16cex w16sdtdh w16sdtfl w16du wp14">
+<w:ftr xmlns:wpc="http://schemas.microsoft.com/office/word/2010/wordprocessingCanvas" xmlns:cx="http://schemas.microsoft.com/office/drawing/2014/chartex" xmlns:cx1="http://schemas.microsoft.com/office/drawing/2015/9/8/chartex" xmlns:cx2="http://schemas.microsoft.com/office/drawing/2015/10/21/chartex" xmlns:cx3="http://schemas.microsoft.com/office/drawing/2016/5/9/chartex" xmlns:cx4="http://schemas.microsoft.com/office/drawing/2016/5/10/chartex" xmlns:cx5="http://schemas.microsoft.com/office/drawing/2016/5/11/chartex" xmlns:cx6="http://schemas.microsoft.com/office/drawing/2016/5/12/chartex" xmlns:cx7="http://schemas.microsoft.com/office/drawing/2016/5/13/chartex" xmlns:cx8="http://schemas.microsoft.com/office/drawing/2016/5/14/chartex" xmlns:mc="http://schemas.openxmlformats.org/markup-compatibility/2006" xmlns:aink="http://schemas.microsoft.com/office/drawing/2016/ink" xmlns:am3d="http://schemas.microsoft.com/office/drawing/2017/model3d" xmlns:o="urn:schemas-microsoft-com:office:office" xmlns:oel="http://schemas.microsoft.com/office/2019/extlst" xmlns:r="http://schemas.openxmlformats.org/officeDocument/2006/relationships" xmlns:m="http://schemas.openxmlformats.org/officeDocument/2006/math" xmlns:v="urn:schemas-microsoft-com:vml" xmlns:wp14="http://schemas.microsoft.com/office/word/2010/wordprocessingDrawing" xmlns:wp="http://schemas.openxmlformats.org/drawingml/2006/wordprocessingDrawing" xmlns:w10="urn:schemas-microsoft-com:office:word" xmlns:w="http://schemas.openxmlformats.org/wordprocessingml/2006/main" xmlns:w14="http://schemas.microsoft.com/office/word/2010/wordml" xmlns:w15="http://schemas.microsoft.com/office/word/2012/wordml" xmlns:w16cex="http://schemas.microsoft.com/office/word/2018/wordml/cex" xmlns:w16cid="http://schemas.microsoft.com/office/word/2016/wordml/cid" xmlns:w16="http://schemas.microsoft.com/office/word/2018/wordml" xmlns:w16du="http://schemas.microsoft.com/office/word/2023/wordml/word16du" xmlns:w16sdtdh="http://schemas.microsoft.com/office/word/2020/wordml/sdtdatahash" xmlns:w16sdtfl="http://schemas.microsoft.com/office/word/2024/wordml/sdtformatlock" xmlns:w16se="http://schemas.microsoft.com/office/word/2015/wordml/symex" xmlns:wpg="http://schemas.microsoft.com/office/word/2010/wordprocessingGroup" xmlns:wpi="http://schemas.microsoft.com/office/word/2010/wordprocessingInk" xmlns:wne="http://schemas.microsoft.com/office/word/2006/wordml" xmlns:wps="http://schemas.microsoft.com/office/word/2010/wordprocessingShape" mc:Ignorable="w14 w15 w16se w16cid w16 w16cex w16sdtdh w16sdtfl w16du wp14">
   <w:sdt>
     <w:sdtPr>
       <w:id w:val="456452803"/>
@@ -965,7 +1007,7 @@
 </file>
 
 <file path=word/footer3.xml><?xml version="1.0" encoding="utf-8"?>
-<w:ftr xmlns:wpc="http://schemas.microsoft.com/office/word/2010/wordprocessingCanvas" xmlns:cx="http://schemas.microsoft.com/office/drawing/2014/chartex" xmlns:cx1="http://schemas.microsoft.com/office/drawing/2015/9/8/chartex" xmlns:cx2="http://schemas.microsoft.com/office/drawing/2015/10/21/chartex" xmlns:cx3="http://schemas.microsoft.com/office/drawing/2016/5/9/chartex" xmlns:cx4="http://schemas.microsoft.com/office/drawing/2016/5/10/chartex" xmlns:cx5="http://schemas.microsoft.com/office/drawing/2016/5/11/chartex" xmlns:cx6="http://schemas.microsoft.com/office/drawing/2016/5/12/chartex" xmlns:cx7="http://schemas.microsoft.com/office/drawing/2016/5/13/chartex" xmlns:cx8="http://schemas.microsoft.com/office/drawing/2016/5/14/chartex" xmlns:mc="http://schemas.openxmlformats.org/markup-compatibility/2006" xmlns:aink="http://schemas.microsoft.com/office/drawing/2016/ink" xmlns:am3d="http://schemas.microsoft.com/office/drawing/2017/model3d" xmlns:o="urn:schemas-microsoft-com:office:office" xmlns:oel="http://schemas.microsoft.com/office/2019/extlst" xmlns:r="http://schemas.openxmlformats.org/officeDocument/2006/relationships" xmlns:m="http://schemas.openxmlformats.org/officeDocument/2006/math" xmlns:v="urn:schemas-microsoft-com:vml" xmlns:wp14="http://schemas.microsoft.com/office/word/2010/wordprocessingDrawing" xmlns:wp="http://schemas.openxmlformats.org/drawingml/2006/wordprocessingDrawing" xmlns:w10="urn:schemas-microsoft-com:office:word" xmlns:w="http://schemas.openxmlformats.org/wordprocessingml/2006/main" xmlns:w14="http://schemas.microsoft.com/office/word/2010/wordml" xmlns:w15="http://schemas.microsoft.com/office/word/2012/wordml" xmlns:w16cei="http://schemas.microsoft.com/office/word/2026/wordml/cei" xmlns:w16cex="http://schemas.microsoft.com/office/word/2018/wordml/cex" xmlns:w16cid="http://schemas.microsoft.com/office/word/2016/wordml/cid" xmlns:w16="http://schemas.microsoft.com/office/word/2018/wordml" xmlns:w16du="http://schemas.microsoft.com/office/word/2023/wordml/word16du" xmlns:w16sdtdh="http://schemas.microsoft.com/office/word/2020/wordml/sdtdatahash" xmlns:w16sdtfl="http://schemas.microsoft.com/office/word/2024/wordml/sdtformatlock" xmlns:w16se="http://schemas.microsoft.com/office/word/2015/wordml/symex" xmlns:wpg="http://schemas.microsoft.com/office/word/2010/wordprocessingGroup" xmlns:wpi="http://schemas.microsoft.com/office/word/2010/wordprocessingInk" xmlns:wne="http://schemas.microsoft.com/office/word/2006/wordml" xmlns:wps="http://schemas.microsoft.com/office/word/2010/wordprocessingShape" mc:Ignorable="w14 w15 w16se w16cid w16 w16cex w16sdtdh w16sdtfl w16du wp14">
+<w:ftr xmlns:wpc="http://schemas.microsoft.com/office/word/2010/wordprocessingCanvas" xmlns:cx="http://schemas.microsoft.com/office/drawing/2014/chartex" xmlns:cx1="http://schemas.microsoft.com/office/drawing/2015/9/8/chartex" xmlns:cx2="http://schemas.microsoft.com/office/drawing/2015/10/21/chartex" xmlns:cx3="http://schemas.microsoft.com/office/drawing/2016/5/9/chartex" xmlns:cx4="http://schemas.microsoft.com/office/drawing/2016/5/10/chartex" xmlns:cx5="http://schemas.microsoft.com/office/drawing/2016/5/11/chartex" xmlns:cx6="http://schemas.microsoft.com/office/drawing/2016/5/12/chartex" xmlns:cx7="http://schemas.microsoft.com/office/drawing/2016/5/13/chartex" xmlns:cx8="http://schemas.microsoft.com/office/drawing/2016/5/14/chartex" xmlns:mc="http://schemas.openxmlformats.org/markup-compatibility/2006" xmlns:aink="http://schemas.microsoft.com/office/drawing/2016/ink" xmlns:am3d="http://schemas.microsoft.com/office/drawing/2017/model3d" xmlns:o="urn:schemas-microsoft-com:office:office" xmlns:oel="http://schemas.microsoft.com/office/2019/extlst" xmlns:r="http://schemas.openxmlformats.org/officeDocument/2006/relationships" xmlns:m="http://schemas.openxmlformats.org/officeDocument/2006/math" xmlns:v="urn:schemas-microsoft-com:vml" xmlns:wp14="http://schemas.microsoft.com/office/word/2010/wordprocessingDrawing" xmlns:wp="http://schemas.openxmlformats.org/drawingml/2006/wordprocessingDrawing" xmlns:w10="urn:schemas-microsoft-com:office:word" xmlns:w="http://schemas.openxmlformats.org/wordprocessingml/2006/main" xmlns:w14="http://schemas.microsoft.com/office/word/2010/wordml" xmlns:w15="http://schemas.microsoft.com/office/word/2012/wordml" xmlns:w16cex="http://schemas.microsoft.com/office/word/2018/wordml/cex" xmlns:w16cid="http://schemas.microsoft.com/office/word/2016/wordml/cid" xmlns:w16="http://schemas.microsoft.com/office/word/2018/wordml" xmlns:w16du="http://schemas.microsoft.com/office/word/2023/wordml/word16du" xmlns:w16sdtdh="http://schemas.microsoft.com/office/word/2020/wordml/sdtdatahash" xmlns:w16sdtfl="http://schemas.microsoft.com/office/word/2024/wordml/sdtformatlock" xmlns:w16se="http://schemas.microsoft.com/office/word/2015/wordml/symex" xmlns:wpg="http://schemas.microsoft.com/office/word/2010/wordprocessingGroup" xmlns:wpi="http://schemas.microsoft.com/office/word/2010/wordprocessingInk" xmlns:wne="http://schemas.microsoft.com/office/word/2006/wordml" xmlns:wps="http://schemas.microsoft.com/office/word/2010/wordprocessingShape" mc:Ignorable="w14 w15 w16se w16cid w16 w16cex w16sdtdh w16sdtfl w16du wp14">
   <w:p>
     <w:pPr>
       <w:pStyle w:val="Footer"/>
@@ -975,7 +1017,7 @@
 </file>
 
 <file path=word/footnotes.xml><?xml version="1.0" encoding="utf-8"?>
-<w:footnotes xmlns:wpc="http://schemas.microsoft.com/office/word/2010/wordprocessingCanvas" xmlns:cx="http://schemas.microsoft.com/office/drawing/2014/chartex" xmlns:cx1="http://schemas.microsoft.com/office/drawing/2015/9/8/chartex" xmlns:cx2="http://schemas.microsoft.com/office/drawing/2015/10/21/chartex" xmlns:cx3="http://schemas.microsoft.com/office/drawing/2016/5/9/chartex" xmlns:cx4="http://schemas.microsoft.com/office/drawing/2016/5/10/chartex" xmlns:cx5="http://schemas.microsoft.com/office/drawing/2016/5/11/chartex" xmlns:cx6="http://schemas.microsoft.com/office/drawing/2016/5/12/chartex" xmlns:cx7="http://schemas.microsoft.com/office/drawing/2016/5/13/chartex" xmlns:cx8="http://schemas.microsoft.com/office/drawing/2016/5/14/chartex" xmlns:mc="http://schemas.openxmlformats.org/markup-compatibility/2006" xmlns:aink="http://schemas.microsoft.com/office/drawing/2016/ink" xmlns:am3d="http://schemas.microsoft.com/office/drawing/2017/model3d" xmlns:o="urn:schemas-microsoft-com:office:office" xmlns:oel="http://schemas.microsoft.com/office/2019/extlst" xmlns:r="http://schemas.openxmlformats.org/officeDocument/2006/relationships" xmlns:m="http://schemas.openxmlformats.org/officeDocument/2006/math" xmlns:v="urn:schemas-microsoft-com:vml" xmlns:wp14="http://schemas.microsoft.com/office/word/2010/wordprocessingDrawing" xmlns:wp="http://schemas.openxmlformats.org/drawingml/2006/wordprocessingDrawing" xmlns:w10="urn:schemas-microsoft-com:office:word" xmlns:w="http://schemas.openxmlformats.org/wordprocessingml/2006/main" xmlns:w14="http://schemas.microsoft.com/office/word/2010/wordml" xmlns:w15="http://schemas.microsoft.com/office/word/2012/wordml" xmlns:w16cei="http://schemas.microsoft.com/office/word/2026/wordml/cei" xmlns:w16cex="http://schemas.microsoft.com/office/word/2018/wordml/cex" xmlns:w16cid="http://schemas.microsoft.com/office/word/2016/wordml/cid" xmlns:w16="http://schemas.microsoft.com/office/word/2018/wordml" xmlns:w16du="http://schemas.microsoft.com/office/word/2023/wordml/word16du" xmlns:w16sdtdh="http://schemas.microsoft.com/office/word/2020/wordml/sdtdatahash" xmlns:w16sdtfl="http://schemas.microsoft.com/office/word/2024/wordml/sdtformatlock" xmlns:w16se="http://schemas.microsoft.com/office/word/2015/wordml/symex" xmlns:wpg="http://schemas.microsoft.com/office/word/2010/wordprocessingGroup" xmlns:wpi="http://schemas.microsoft.com/office/word/2010/wordprocessingInk" xmlns:wne="http://schemas.microsoft.com/office/word/2006/wordml" xmlns:wps="http://schemas.microsoft.com/office/word/2010/wordprocessingShape" mc:Ignorable="w14 w15 w16se w16cid w16 w16cex w16sdtdh w16sdtfl w16du wp14">
+<w:footnotes xmlns:wpc="http://schemas.microsoft.com/office/word/2010/wordprocessingCanvas" xmlns:cx="http://schemas.microsoft.com/office/drawing/2014/chartex" xmlns:cx1="http://schemas.microsoft.com/office/drawing/2015/9/8/chartex" xmlns:cx2="http://schemas.microsoft.com/office/drawing/2015/10/21/chartex" xmlns:cx3="http://schemas.microsoft.com/office/drawing/2016/5/9/chartex" xmlns:cx4="http://schemas.microsoft.com/office/drawing/2016/5/10/chartex" xmlns:cx5="http://schemas.microsoft.com/office/drawing/2016/5/11/chartex" xmlns:cx6="http://schemas.microsoft.com/office/drawing/2016/5/12/chartex" xmlns:cx7="http://schemas.microsoft.com/office/drawing/2016/5/13/chartex" xmlns:cx8="http://schemas.microsoft.com/office/drawing/2016/5/14/chartex" xmlns:mc="http://schemas.openxmlformats.org/markup-compatibility/2006" xmlns:aink="http://schemas.microsoft.com/office/drawing/2016/ink" xmlns:am3d="http://schemas.microsoft.com/office/drawing/2017/model3d" xmlns:o="urn:schemas-microsoft-com:office:office" xmlns:oel="http://schemas.microsoft.com/office/2019/extlst" xmlns:r="http://schemas.openxmlformats.org/officeDocument/2006/relationships" xmlns:m="http://schemas.openxmlformats.org/officeDocument/2006/math" xmlns:v="urn:schemas-microsoft-com:vml" xmlns:wp14="http://schemas.microsoft.com/office/word/2010/wordprocessingDrawing" xmlns:wp="http://schemas.openxmlformats.org/drawingml/2006/wordprocessingDrawing" xmlns:w10="urn:schemas-microsoft-com:office:word" xmlns:w="http://schemas.openxmlformats.org/wordprocessingml/2006/main" xmlns:w14="http://schemas.microsoft.com/office/word/2010/wordml" xmlns:w15="http://schemas.microsoft.com/office/word/2012/wordml" xmlns:w16cex="http://schemas.microsoft.com/office/word/2018/wordml/cex" xmlns:w16cid="http://schemas.microsoft.com/office/word/2016/wordml/cid" xmlns:w16="http://schemas.microsoft.com/office/word/2018/wordml" xmlns:w16du="http://schemas.microsoft.com/office/word/2023/wordml/word16du" xmlns:w16sdtdh="http://schemas.microsoft.com/office/word/2020/wordml/sdtdatahash" xmlns:w16sdtfl="http://schemas.microsoft.com/office/word/2024/wordml/sdtformatlock" xmlns:w16se="http://schemas.microsoft.com/office/word/2015/wordml/symex" xmlns:wpg="http://schemas.microsoft.com/office/word/2010/wordprocessingGroup" xmlns:wpi="http://schemas.microsoft.com/office/word/2010/wordprocessingInk" xmlns:wne="http://schemas.microsoft.com/office/word/2006/wordml" xmlns:wps="http://schemas.microsoft.com/office/word/2010/wordprocessingShape" mc:Ignorable="w14 w15 w16se w16cid w16 w16cex w16sdtdh w16sdtfl w16du wp14">
   <w:footnote w:type="separator" w:id="-1">
     <w:p>
       <w:pPr>
@@ -1000,7 +1042,7 @@
 </file>
 
 <file path=word/header1.xml><?xml version="1.0" encoding="utf-8"?>
-<w:hdr xmlns:wpc="http://schemas.microsoft.com/office/word/2010/wordprocessingCanvas" xmlns:cx="http://schemas.microsoft.com/office/drawing/2014/chartex" xmlns:cx1="http://schemas.microsoft.com/office/drawing/2015/9/8/chartex" xmlns:cx2="http://schemas.microsoft.com/office/drawing/2015/10/21/chartex" xmlns:cx3="http://schemas.microsoft.com/office/drawing/2016/5/9/chartex" xmlns:cx4="http://schemas.microsoft.com/office/drawing/2016/5/10/chartex" xmlns:cx5="http://schemas.microsoft.com/office/drawing/2016/5/11/chartex" xmlns:cx6="http://schemas.microsoft.com/office/drawing/2016/5/12/chartex" xmlns:cx7="http://schemas.microsoft.com/office/drawing/2016/5/13/chartex" xmlns:cx8="http://schemas.microsoft.com/office/drawing/2016/5/14/chartex" xmlns:mc="http://schemas.openxmlformats.org/markup-compatibility/2006" xmlns:aink="http://schemas.microsoft.com/office/drawing/2016/ink" xmlns:am3d="http://schemas.microsoft.com/office/drawing/2017/model3d" xmlns:o="urn:schemas-microsoft-com:office:office" xmlns:oel="http://schemas.microsoft.com/office/2019/extlst" xmlns:r="http://schemas.openxmlformats.org/officeDocument/2006/relationships" xmlns:m="http://schemas.openxmlformats.org/officeDocument/2006/math" xmlns:v="urn:schemas-microsoft-com:vml" xmlns:wp14="http://schemas.microsoft.com/office/word/2010/wordprocessingDrawing" xmlns:wp="http://schemas.openxmlformats.org/drawingml/2006/wordprocessingDrawing" xmlns:w10="urn:schemas-microsoft-com:office:word" xmlns:w="http://schemas.openxmlformats.org/wordprocessingml/2006/main" xmlns:w14="http://schemas.microsoft.com/office/word/2010/wordml" xmlns:w15="http://schemas.microsoft.com/office/word/2012/wordml" xmlns:w16cei="http://schemas.microsoft.com/office/word/2026/wordml/cei" xmlns:w16cex="http://schemas.microsoft.com/office/word/2018/wordml/cex" xmlns:w16cid="http://schemas.microsoft.com/office/word/2016/wordml/cid" xmlns:w16="http://schemas.microsoft.com/office/word/2018/wordml" xmlns:w16du="http://schemas.microsoft.com/office/word/2023/wordml/word16du" xmlns:w16sdtdh="http://schemas.microsoft.com/office/word/2020/wordml/sdtdatahash" xmlns:w16sdtfl="http://schemas.microsoft.com/office/word/2024/wordml/sdtformatlock" xmlns:w16se="http://schemas.microsoft.com/office/word/2015/wordml/symex" xmlns:wpg="http://schemas.microsoft.com/office/word/2010/wordprocessingGroup" xmlns:wpi="http://schemas.microsoft.com/office/word/2010/wordprocessingInk" xmlns:wne="http://schemas.microsoft.com/office/word/2006/wordml" xmlns:wps="http://schemas.microsoft.com/office/word/2010/wordprocessingShape" mc:Ignorable="w14 w15 w16se w16cid w16 w16cex w16sdtdh w16sdtfl w16du wp14">
+<w:hdr xmlns:wpc="http://schemas.microsoft.com/office/word/2010/wordprocessingCanvas" xmlns:cx="http://schemas.microsoft.com/office/drawing/2014/chartex" xmlns:cx1="http://schemas.microsoft.com/office/drawing/2015/9/8/chartex" xmlns:cx2="http://schemas.microsoft.com/office/drawing/2015/10/21/chartex" xmlns:cx3="http://schemas.microsoft.com/office/drawing/2016/5/9/chartex" xmlns:cx4="http://schemas.microsoft.com/office/drawing/2016/5/10/chartex" xmlns:cx5="http://schemas.microsoft.com/office/drawing/2016/5/11/chartex" xmlns:cx6="http://schemas.microsoft.com/office/drawing/2016/5/12/chartex" xmlns:cx7="http://schemas.microsoft.com/office/drawing/2016/5/13/chartex" xmlns:cx8="http://schemas.microsoft.com/office/drawing/2016/5/14/chartex" xmlns:mc="http://schemas.openxmlformats.org/markup-compatibility/2006" xmlns:aink="http://schemas.microsoft.com/office/drawing/2016/ink" xmlns:am3d="http://schemas.microsoft.com/office/drawing/2017/model3d" xmlns:o="urn:schemas-microsoft-com:office:office" xmlns:oel="http://schemas.microsoft.com/office/2019/extlst" xmlns:r="http://schemas.openxmlformats.org/officeDocument/2006/relationships" xmlns:m="http://schemas.openxmlformats.org/officeDocument/2006/math" xmlns:v="urn:schemas-microsoft-com:vml" xmlns:wp14="http://schemas.microsoft.com/office/word/2010/wordprocessingDrawing" xmlns:wp="http://schemas.openxmlformats.org/drawingml/2006/wordprocessingDrawing" xmlns:w10="urn:schemas-microsoft-com:office:word" xmlns:w="http://schemas.openxmlformats.org/wordprocessingml/2006/main" xmlns:w14="http://schemas.microsoft.com/office/word/2010/wordml" xmlns:w15="http://schemas.microsoft.com/office/word/2012/wordml" xmlns:w16cex="http://schemas.microsoft.com/office/word/2018/wordml/cex" xmlns:w16cid="http://schemas.microsoft.com/office/word/2016/wordml/cid" xmlns:w16="http://schemas.microsoft.com/office/word/2018/wordml" xmlns:w16du="http://schemas.microsoft.com/office/word/2023/wordml/word16du" xmlns:w16sdtdh="http://schemas.microsoft.com/office/word/2020/wordml/sdtdatahash" xmlns:w16sdtfl="http://schemas.microsoft.com/office/word/2024/wordml/sdtformatlock" xmlns:w16se="http://schemas.microsoft.com/office/word/2015/wordml/symex" xmlns:wpg="http://schemas.microsoft.com/office/word/2010/wordprocessingGroup" xmlns:wpi="http://schemas.microsoft.com/office/word/2010/wordprocessingInk" xmlns:wne="http://schemas.microsoft.com/office/word/2006/wordml" xmlns:wps="http://schemas.microsoft.com/office/word/2010/wordprocessingShape" mc:Ignorable="w14 w15 w16se w16cid w16 w16cex w16sdtdh w16sdtfl w16du wp14">
   <w:p>
     <w:pPr>
       <w:pStyle w:val="Header"/>
@@ -1010,7 +1052,7 @@
 </file>
 
 <file path=word/header2.xml><?xml version="1.0" encoding="utf-8"?>
-<w:hdr xmlns:wpc="http://schemas.microsoft.com/office/word/2010/wordprocessingCanvas" xmlns:cx="http://schemas.microsoft.com/office/drawing/2014/chartex" xmlns:cx1="http://schemas.microsoft.com/office/drawing/2015/9/8/chartex" xmlns:cx2="http://schemas.microsoft.com/office/drawing/2015/10/21/chartex" xmlns:cx3="http://schemas.microsoft.com/office/drawing/2016/5/9/chartex" xmlns:cx4="http://schemas.microsoft.com/office/drawing/2016/5/10/chartex" xmlns:cx5="http://schemas.microsoft.com/office/drawing/2016/5/11/chartex" xmlns:cx6="http://schemas.microsoft.com/office/drawing/2016/5/12/chartex" xmlns:cx7="http://schemas.microsoft.com/office/drawing/2016/5/13/chartex" xmlns:cx8="http://schemas.microsoft.com/office/drawing/2016/5/14/chartex" xmlns:mc="http://schemas.openxmlformats.org/markup-compatibility/2006" xmlns:aink="http://schemas.microsoft.com/office/drawing/2016/ink" xmlns:am3d="http://schemas.microsoft.com/office/drawing/2017/model3d" xmlns:o="urn:schemas-microsoft-com:office:office" xmlns:oel="http://schemas.microsoft.com/office/2019/extlst" xmlns:r="http://schemas.openxmlformats.org/officeDocument/2006/relationships" xmlns:m="http://schemas.openxmlformats.org/officeDocument/2006/math" xmlns:v="urn:schemas-microsoft-com:vml" xmlns:wp14="http://schemas.microsoft.com/office/word/2010/wordprocessingDrawing" xmlns:wp="http://schemas.openxmlformats.org/drawingml/2006/wordprocessingDrawing" xmlns:w10="urn:schemas-microsoft-com:office:word" xmlns:w="http://schemas.openxmlformats.org/wordprocessingml/2006/main" xmlns:w14="http://schemas.microsoft.com/office/word/2010/wordml" xmlns:w15="http://schemas.microsoft.com/office/word/2012/wordml" xmlns:w16cei="http://schemas.microsoft.com/office/word/2026/wordml/cei" xmlns:w16cex="http://schemas.microsoft.com/office/word/2018/wordml/cex" xmlns:w16cid="http://schemas.microsoft.com/office/word/2016/wordml/cid" xmlns:w16="http://schemas.microsoft.com/office/word/2018/wordml" xmlns:w16du="http://schemas.microsoft.com/office/word/2023/wordml/word16du" xmlns:w16sdtdh="http://schemas.microsoft.com/office/word/2020/wordml/sdtdatahash" xmlns:w16sdtfl="http://schemas.microsoft.com/office/word/2024/wordml/sdtformatlock" xmlns:w16se="http://schemas.microsoft.com/office/word/2015/wordml/symex" xmlns:wpg="http://schemas.microsoft.com/office/word/2010/wordprocessingGroup" xmlns:wpi="http://schemas.microsoft.com/office/word/2010/wordprocessingInk" xmlns:wne="http://schemas.microsoft.com/office/word/2006/wordml" xmlns:wps="http://schemas.microsoft.com/office/word/2010/wordprocessingShape" mc:Ignorable="w14 w15 w16se w16cid w16 w16cex w16sdtdh w16sdtfl w16du wp14">
+<w:hdr xmlns:wpc="http://schemas.microsoft.com/office/word/2010/wordprocessingCanvas" xmlns:cx="http://schemas.microsoft.com/office/drawing/2014/chartex" xmlns:cx1="http://schemas.microsoft.com/office/drawing/2015/9/8/chartex" xmlns:cx2="http://schemas.microsoft.com/office/drawing/2015/10/21/chartex" xmlns:cx3="http://schemas.microsoft.com/office/drawing/2016/5/9/chartex" xmlns:cx4="http://schemas.microsoft.com/office/drawing/2016/5/10/chartex" xmlns:cx5="http://schemas.microsoft.com/office/drawing/2016/5/11/chartex" xmlns:cx6="http://schemas.microsoft.com/office/drawing/2016/5/12/chartex" xmlns:cx7="http://schemas.microsoft.com/office/drawing/2016/5/13/chartex" xmlns:cx8="http://schemas.microsoft.com/office/drawing/2016/5/14/chartex" xmlns:mc="http://schemas.openxmlformats.org/markup-compatibility/2006" xmlns:aink="http://schemas.microsoft.com/office/drawing/2016/ink" xmlns:am3d="http://schemas.microsoft.com/office/drawing/2017/model3d" xmlns:o="urn:schemas-microsoft-com:office:office" xmlns:oel="http://schemas.microsoft.com/office/2019/extlst" xmlns:r="http://schemas.openxmlformats.org/officeDocument/2006/relationships" xmlns:m="http://schemas.openxmlformats.org/officeDocument/2006/math" xmlns:v="urn:schemas-microsoft-com:vml" xmlns:wp14="http://schemas.microsoft.com/office/word/2010/wordprocessingDrawing" xmlns:wp="http://schemas.openxmlformats.org/drawingml/2006/wordprocessingDrawing" xmlns:w10="urn:schemas-microsoft-com:office:word" xmlns:w="http://schemas.openxmlformats.org/wordprocessingml/2006/main" xmlns:w14="http://schemas.microsoft.com/office/word/2010/wordml" xmlns:w15="http://schemas.microsoft.com/office/word/2012/wordml" xmlns:w16cex="http://schemas.microsoft.com/office/word/2018/wordml/cex" xmlns:w16cid="http://schemas.microsoft.com/office/word/2016/wordml/cid" xmlns:w16="http://schemas.microsoft.com/office/word/2018/wordml" xmlns:w16du="http://schemas.microsoft.com/office/word/2023/wordml/word16du" xmlns:w16sdtdh="http://schemas.microsoft.com/office/word/2020/wordml/sdtdatahash" xmlns:w16sdtfl="http://schemas.microsoft.com/office/word/2024/wordml/sdtformatlock" xmlns:w16se="http://schemas.microsoft.com/office/word/2015/wordml/symex" xmlns:wpg="http://schemas.microsoft.com/office/word/2010/wordprocessingGroup" xmlns:wpi="http://schemas.microsoft.com/office/word/2010/wordprocessingInk" xmlns:wne="http://schemas.microsoft.com/office/word/2006/wordml" xmlns:wps="http://schemas.microsoft.com/office/word/2010/wordprocessingShape" mc:Ignorable="w14 w15 w16se w16cid w16 w16cex w16sdtdh w16sdtfl w16du wp14">
   <w:p>
     <w:pPr>
       <w:pStyle w:val="Header"/>
@@ -1038,7 +1080,7 @@
 </file>
 
 <file path=word/header3.xml><?xml version="1.0" encoding="utf-8"?>
-<w:hdr xmlns:wpc="http://schemas.microsoft.com/office/word/2010/wordprocessingCanvas" xmlns:cx="http://schemas.microsoft.com/office/drawing/2014/chartex" xmlns:cx1="http://schemas.microsoft.com/office/drawing/2015/9/8/chartex" xmlns:cx2="http://schemas.microsoft.com/office/drawing/2015/10/21/chartex" xmlns:cx3="http://schemas.microsoft.com/office/drawing/2016/5/9/chartex" xmlns:cx4="http://schemas.microsoft.com/office/drawing/2016/5/10/chartex" xmlns:cx5="http://schemas.microsoft.com/office/drawing/2016/5/11/chartex" xmlns:cx6="http://schemas.microsoft.com/office/drawing/2016/5/12/chartex" xmlns:cx7="http://schemas.microsoft.com/office/drawing/2016/5/13/chartex" xmlns:cx8="http://schemas.microsoft.com/office/drawing/2016/5/14/chartex" xmlns:mc="http://schemas.openxmlformats.org/markup-compatibility/2006" xmlns:aink="http://schemas.microsoft.com/office/drawing/2016/ink" xmlns:am3d="http://schemas.microsoft.com/office/drawing/2017/model3d" xmlns:o="urn:schemas-microsoft-com:office:office" xmlns:oel="http://schemas.microsoft.com/office/2019/extlst" xmlns:r="http://schemas.openxmlformats.org/officeDocument/2006/relationships" xmlns:m="http://schemas.openxmlformats.org/officeDocument/2006/math" xmlns:v="urn:schemas-microsoft-com:vml" xmlns:wp14="http://schemas.microsoft.com/office/word/2010/wordprocessingDrawing" xmlns:wp="http://schemas.openxmlformats.org/drawingml/2006/wordprocessingDrawing" xmlns:w10="urn:schemas-microsoft-com:office:word" xmlns:w="http://schemas.openxmlformats.org/wordprocessingml/2006/main" xmlns:w14="http://schemas.microsoft.com/office/word/2010/wordml" xmlns:w15="http://schemas.microsoft.com/office/word/2012/wordml" xmlns:w16cei="http://schemas.microsoft.com/office/word/2026/wordml/cei" xmlns:w16cex="http://schemas.microsoft.com/office/word/2018/wordml/cex" xmlns:w16cid="http://schemas.microsoft.com/office/word/2016/wordml/cid" xmlns:w16="http://schemas.microsoft.com/office/word/2018/wordml" xmlns:w16du="http://schemas.microsoft.com/office/word/2023/wordml/word16du" xmlns:w16sdtdh="http://schemas.microsoft.com/office/word/2020/wordml/sdtdatahash" xmlns:w16sdtfl="http://schemas.microsoft.com/office/word/2024/wordml/sdtformatlock" xmlns:w16se="http://schemas.microsoft.com/office/word/2015/wordml/symex" xmlns:wpg="http://schemas.microsoft.com/office/word/2010/wordprocessingGroup" xmlns:wpi="http://schemas.microsoft.com/office/word/2010/wordprocessingInk" xmlns:wne="http://schemas.microsoft.com/office/word/2006/wordml" xmlns:wps="http://schemas.microsoft.com/office/word/2010/wordprocessingShape" mc:Ignorable="w14 w15 w16se w16cid w16 w16cex w16sdtdh w16sdtfl w16du wp14">
+<w:hdr xmlns:wpc="http://schemas.microsoft.com/office/word/2010/wordprocessingCanvas" xmlns:cx="http://schemas.microsoft.com/office/drawing/2014/chartex" xmlns:cx1="http://schemas.microsoft.com/office/drawing/2015/9/8/chartex" xmlns:cx2="http://schemas.microsoft.com/office/drawing/2015/10/21/chartex" xmlns:cx3="http://schemas.microsoft.com/office/drawing/2016/5/9/chartex" xmlns:cx4="http://schemas.microsoft.com/office/drawing/2016/5/10/chartex" xmlns:cx5="http://schemas.microsoft.com/office/drawing/2016/5/11/chartex" xmlns:cx6="http://schemas.microsoft.com/office/drawing/2016/5/12/chartex" xmlns:cx7="http://schemas.microsoft.com/office/drawing/2016/5/13/chartex" xmlns:cx8="http://schemas.microsoft.com/office/drawing/2016/5/14/chartex" xmlns:mc="http://schemas.openxmlformats.org/markup-compatibility/2006" xmlns:aink="http://schemas.microsoft.com/office/drawing/2016/ink" xmlns:am3d="http://schemas.microsoft.com/office/drawing/2017/model3d" xmlns:o="urn:schemas-microsoft-com:office:office" xmlns:oel="http://schemas.microsoft.com/office/2019/extlst" xmlns:r="http://schemas.openxmlformats.org/officeDocument/2006/relationships" xmlns:m="http://schemas.openxmlformats.org/officeDocument/2006/math" xmlns:v="urn:schemas-microsoft-com:vml" xmlns:wp14="http://schemas.microsoft.com/office/word/2010/wordprocessingDrawing" xmlns:wp="http://schemas.openxmlformats.org/drawingml/2006/wordprocessingDrawing" xmlns:w10="urn:schemas-microsoft-com:office:word" xmlns:w="http://schemas.openxmlformats.org/wordprocessingml/2006/main" xmlns:w14="http://schemas.microsoft.com/office/word/2010/wordml" xmlns:w15="http://schemas.microsoft.com/office/word/2012/wordml" xmlns:w16cex="http://schemas.microsoft.com/office/word/2018/wordml/cex" xmlns:w16cid="http://schemas.microsoft.com/office/word/2016/wordml/cid" xmlns:w16="http://schemas.microsoft.com/office/word/2018/wordml" xmlns:w16du="http://schemas.microsoft.com/office/word/2023/wordml/word16du" xmlns:w16sdtdh="http://schemas.microsoft.com/office/word/2020/wordml/sdtdatahash" xmlns:w16sdtfl="http://schemas.microsoft.com/office/word/2024/wordml/sdtformatlock" xmlns:w16se="http://schemas.microsoft.com/office/word/2015/wordml/symex" xmlns:wpg="http://schemas.microsoft.com/office/word/2010/wordprocessingGroup" xmlns:wpi="http://schemas.microsoft.com/office/word/2010/wordprocessingInk" xmlns:wne="http://schemas.microsoft.com/office/word/2006/wordml" xmlns:wps="http://schemas.microsoft.com/office/word/2010/wordprocessingShape" mc:Ignorable="w14 w15 w16se w16cid w16 w16cex w16sdtdh w16sdtfl w16du wp14">
   <w:p>
     <w:pPr>
       <w:pStyle w:val="Header"/>
@@ -1048,7 +1090,7 @@
 </file>
 
 <file path=word/numbering.xml><?xml version="1.0" encoding="utf-8"?>
-<w:numbering xmlns:wpc="http://schemas.microsoft.com/office/word/2010/wordprocessingCanvas" xmlns:cx="http://schemas.microsoft.com/office/drawing/2014/chartex" xmlns:cx1="http://schemas.microsoft.com/office/drawing/2015/9/8/chartex" xmlns:cx2="http://schemas.microsoft.com/office/drawing/2015/10/21/chartex" xmlns:cx3="http://schemas.microsoft.com/office/drawing/2016/5/9/chartex" xmlns:cx4="http://schemas.microsoft.com/office/drawing/2016/5/10/chartex" xmlns:cx5="http://schemas.microsoft.com/office/drawing/2016/5/11/chartex" xmlns:cx6="http://schemas.microsoft.com/office/drawing/2016/5/12/chartex" xmlns:cx7="http://schemas.microsoft.com/office/drawing/2016/5/13/chartex" xmlns:cx8="http://schemas.microsoft.com/office/drawing/2016/5/14/chartex" xmlns:mc="http://schemas.openxmlformats.org/markup-compatibility/2006" xmlns:aink="http://schemas.microsoft.com/office/drawing/2016/ink" xmlns:am3d="http://schemas.microsoft.com/office/drawing/2017/model3d" xmlns:o="urn:schemas-microsoft-com:office:office" xmlns:oel="http://schemas.microsoft.com/office/2019/extlst" xmlns:r="http://schemas.openxmlformats.org/officeDocument/2006/relationships" xmlns:m="http://schemas.openxmlformats.org/officeDocument/2006/math" xmlns:v="urn:schemas-microsoft-com:vml" xmlns:wp14="http://schemas.microsoft.com/office/word/2010/wordprocessingDrawing" xmlns:wp="http://schemas.openxmlformats.org/drawingml/2006/wordprocessingDrawing" xmlns:w10="urn:schemas-microsoft-com:office:word" xmlns:w="http://schemas.openxmlformats.org/wordprocessingml/2006/main" xmlns:w14="http://schemas.microsoft.com/office/word/2010/wordml" xmlns:w15="http://schemas.microsoft.com/office/word/2012/wordml" xmlns:w16cei="http://schemas.microsoft.com/office/word/2026/wordml/cei" xmlns:w16cex="http://schemas.microsoft.com/office/word/2018/wordml/cex" xmlns:w16cid="http://schemas.microsoft.com/office/word/2016/wordml/cid" xmlns:w16="http://schemas.microsoft.com/office/word/2018/wordml" xmlns:w16du="http://schemas.microsoft.com/office/word/2023/wordml/word16du" xmlns:w16sdtdh="http://schemas.microsoft.com/office/word/2020/wordml/sdtdatahash" xmlns:w16sdtfl="http://schemas.microsoft.com/office/word/2024/wordml/sdtformatlock" xmlns:w16se="http://schemas.microsoft.com/office/word/2015/wordml/symex" xmlns:wpg="http://schemas.microsoft.com/office/word/2010/wordprocessingGroup" xmlns:wpi="http://schemas.microsoft.com/office/word/2010/wordprocessingInk" xmlns:wne="http://schemas.microsoft.com/office/word/2006/wordml" xmlns:wps="http://schemas.microsoft.com/office/word/2010/wordprocessingShape" mc:Ignorable="w14 w15 w16se w16cid w16 w16cex w16sdtdh w16sdtfl w16du wp14">
+<w:numbering xmlns:wpc="http://schemas.microsoft.com/office/word/2010/wordprocessingCanvas" xmlns:cx="http://schemas.microsoft.com/office/drawing/2014/chartex" xmlns:cx1="http://schemas.microsoft.com/office/drawing/2015/9/8/chartex" xmlns:cx2="http://schemas.microsoft.com/office/drawing/2015/10/21/chartex" xmlns:cx3="http://schemas.microsoft.com/office/drawing/2016/5/9/chartex" xmlns:cx4="http://schemas.microsoft.com/office/drawing/2016/5/10/chartex" xmlns:cx5="http://schemas.microsoft.com/office/drawing/2016/5/11/chartex" xmlns:cx6="http://schemas.microsoft.com/office/drawing/2016/5/12/chartex" xmlns:cx7="http://schemas.microsoft.com/office/drawing/2016/5/13/chartex" xmlns:cx8="http://schemas.microsoft.com/office/drawing/2016/5/14/chartex" xmlns:mc="http://schemas.openxmlformats.org/markup-compatibility/2006" xmlns:aink="http://schemas.microsoft.com/office/drawing/2016/ink" xmlns:am3d="http://schemas.microsoft.com/office/drawing/2017/model3d" xmlns:o="urn:schemas-microsoft-com:office:office" xmlns:oel="http://schemas.microsoft.com/office/2019/extlst" xmlns:r="http://schemas.openxmlformats.org/officeDocument/2006/relationships" xmlns:m="http://schemas.openxmlformats.org/officeDocument/2006/math" xmlns:v="urn:schemas-microsoft-com:vml" xmlns:wp14="http://schemas.microsoft.com/office/word/2010/wordprocessingDrawing" xmlns:wp="http://schemas.openxmlformats.org/drawingml/2006/wordprocessingDrawing" xmlns:w10="urn:schemas-microsoft-com:office:word" xmlns:w="http://schemas.openxmlformats.org/wordprocessingml/2006/main" xmlns:w14="http://schemas.microsoft.com/office/word/2010/wordml" xmlns:w15="http://schemas.microsoft.com/office/word/2012/wordml" xmlns:w16cex="http://schemas.microsoft.com/office/word/2018/wordml/cex" xmlns:w16cid="http://schemas.microsoft.com/office/word/2016/wordml/cid" xmlns:w16="http://schemas.microsoft.com/office/word/2018/wordml" xmlns:w16du="http://schemas.microsoft.com/office/word/2023/wordml/word16du" xmlns:w16sdtdh="http://schemas.microsoft.com/office/word/2020/wordml/sdtdatahash" xmlns:w16sdtfl="http://schemas.microsoft.com/office/word/2024/wordml/sdtformatlock" xmlns:w16se="http://schemas.microsoft.com/office/word/2015/wordml/symex" xmlns:wpg="http://schemas.microsoft.com/office/word/2010/wordprocessingGroup" xmlns:wpi="http://schemas.microsoft.com/office/word/2010/wordprocessingInk" xmlns:wne="http://schemas.microsoft.com/office/word/2006/wordml" xmlns:wps="http://schemas.microsoft.com/office/word/2010/wordprocessingShape" mc:Ignorable="w14 w15 w16se w16cid w16 w16cex w16sdtdh w16sdtfl w16du wp14">
   <w:abstractNum w:abstractNumId="0" w15:restartNumberingAfterBreak="0">
     <w:nsid w:val="1A2D794E"/>
     <w:multiLevelType w:val="hybridMultilevel"/>
@@ -2011,6 +2053,7 @@
   <w:style w:type="character" w:default="1" w:styleId="DefaultParagraphFont">
     <w:name w:val="Default Paragraph Font"/>
     <w:uiPriority w:val="1"/>
+    <w:semiHidden/>
     <w:unhideWhenUsed/>
   </w:style>
   <w:style w:type="table" w:default="1" w:styleId="TableNormal">
@@ -2367,6 +2410,29 @@
     <w:link w:val="Footer"/>
     <w:uiPriority w:val="99"/>
     <w:rsid w:val="003E6FC9"/>
+  </w:style>
+  <w:style w:type="character" w:styleId="Hyperlink">
+    <w:name w:val="Hyperlink"/>
+    <w:basedOn w:val="DefaultParagraphFont"/>
+    <w:uiPriority w:val="99"/>
+    <w:unhideWhenUsed/>
+    <w:rsid w:val="00FC235A"/>
+    <w:rPr>
+      <w:color w:val="467886" w:themeColor="hyperlink"/>
+      <w:u w:val="single"/>
+    </w:rPr>
+  </w:style>
+  <w:style w:type="character" w:styleId="UnresolvedMention">
+    <w:name w:val="Unresolved Mention"/>
+    <w:basedOn w:val="DefaultParagraphFont"/>
+    <w:uiPriority w:val="99"/>
+    <w:semiHidden/>
+    <w:unhideWhenUsed/>
+    <w:rsid w:val="00FC235A"/>
+    <w:rPr>
+      <w:color w:val="605E5C"/>
+      <w:shd w:val="clear" w:color="auto" w:fill="E1DFDD"/>
+    </w:rPr>
   </w:style>
 </w:styles>
 </file>
